--- a/交付成果/第三轮修订版/第三轮4周版/读书会18_大念处经精读_4周资料包（第三版修订）/Word版/第3周_心念处与法念处（一）_主持人版.docx
+++ b/交付成果/第三轮修订版/第三轮4周版/读书会18_大念处经精读_4周资料包（第三版修订）/Word版/第3周_心念处与法念处（一）_主持人版.docx
@@ -17044,6 +17044,191 @@
           <w:b w:val="0"/>
         </w:rPr>
         <w:t>&lt;!--EXT_READ--&gt;</w:t>
+      </w:r>
+    </w:p>
+    <w:p>
+      <w:r>
+        <w:rPr>
+          <w:b/>
+          <w:color w:val="1F3864"/>
+          <w:sz w:val="26"/>
+        </w:rPr>
+        <w:t>🖼 课件原图（源 PDF 渲染·供投屏）</w:t>
+      </w:r>
+    </w:p>
+    <w:p>
+      <w:pPr>
+        <w:ind w:left="170"/>
+        <w:pBdr>
+          <w:left w:val="single" w:sz="18" w:space="4" w:color="1F3864"/>
+        </w:pBdr>
+        <w:shd w:val="clear" w:fill="F2F5FA"/>
+      </w:pPr>
+      <w:r>
+        <w:rPr>
+          <w:b w:val="0"/>
+        </w:rPr>
+        <w:t>下列图片为正文标注「图形页／无法逐字提取／图版」处对应的</w:t>
+      </w:r>
+      <w:r>
+        <w:rPr>
+          <w:b/>
+        </w:rPr>
+        <w:t>源课件整页渲染</w:t>
+      </w:r>
+      <w:r>
+        <w:rPr>
+          <w:b w:val="0"/>
+        </w:rPr>
+        <w:t>（自知识库媒体导出后 pymupdf 渲染，最大宽约 1200px），供投屏或板书对照；每页标注源材料与页码。《共读原文》文字一字未改。</w:t>
+      </w:r>
+    </w:p>
+    <w:p>
+      <w:r>
+        <w:rPr>
+          <w:b/>
+        </w:rPr>
+        <w:t>拼版总图（整册缩略·目视定位用）</w:t>
+      </w:r>
+    </w:p>
+    <w:p>
+      <w:pPr>
+        <w:pStyle w:val="ListBullet"/>
+      </w:pPr>
+      <w:r>
+        <w:rPr>
+          <w:b w:val="0"/>
+        </w:rPr>
+        <w:t>《大念处经析解·帕奥西亚多202406V2.0.pdf》：![拼版总图·大念处经析解·帕奥西亚多202406V2.0.pdf](课件原图/拼版_3f8421c3.png)</w:t>
+      </w:r>
+    </w:p>
+    <w:p>
+      <w:pPr>
+        <w:pStyle w:val="ListBullet"/>
+      </w:pPr>
+      <w:r>
+        <w:rPr>
+          <w:b w:val="0"/>
+        </w:rPr>
+        <w:t>《5-正念之道·帕奥西亚多八本书系列(印刷版-简体版).pdf》：![拼版总图·5-正念之道·帕奥西亚多八本书系列(印刷版-简体版).pdf](课件原图/拼版_aab654ae.png)</w:t>
+      </w:r>
+    </w:p>
+    <w:p>
+      <w:r>
+        <w:rPr>
+          <w:b/>
+        </w:rPr>
+        <w:t>图形页（目视定位所得）</w:t>
+      </w:r>
+    </w:p>
+    <w:p>
+      <w:pPr>
+        <w:pStyle w:val="ListBullet"/>
+      </w:pPr>
+      <w:r>
+        <w:rPr>
+          <w:b w:val="0"/>
+        </w:rPr>
+        <w:t>《大念处经析解·帕奥西亚多202406V2.0.pdf》第1页（封面图版·书籍封面装帧）：![课件原图·大念处经析解·帕奥西亚多202406V2.0.pdf·第1页](课件原图/课件原图_3f8421c3_p01.png)</w:t>
+      </w:r>
+    </w:p>
+    <w:p>
+      <w:pPr>
+        <w:pStyle w:val="ListBullet"/>
+      </w:pPr>
+      <w:r>
+        <w:rPr>
+          <w:b w:val="0"/>
+        </w:rPr>
+        <w:t>《大念处经析解·帕奥西亚多202406V2.0.pdf》第12页（表格·经典缩略语及出处标识法）：![课件原图·大念处经析解·帕奥西亚多202406V2.0.pdf·第12页](课件原图/课件原图_3f8421c3_p12.png)</w:t>
+      </w:r>
+    </w:p>
+    <w:p>
+      <w:pPr>
+        <w:pStyle w:val="ListBullet"/>
+      </w:pPr>
+      <w:r>
+        <w:rPr>
+          <w:b w:val="0"/>
+        </w:rPr>
+        <w:t>《5-正念之道·帕奥西亚多八本书系列(印刷版-简体版).pdf》第3页（图版·佛像照片）：![课件原图·5-正念之道·帕奥西亚多八本书系列(印刷版-简体版).pdf·第3页](课件原图/课件原图_aab654ae_p03.png)</w:t>
+      </w:r>
+    </w:p>
+    <w:p>
+      <w:pPr>
+        <w:pStyle w:val="ListBullet"/>
+      </w:pPr>
+      <w:r>
+        <w:rPr>
+          <w:b w:val="0"/>
+        </w:rPr>
+        <w:t>《5-正念之道·帕奥西亚多八本书系列(印刷版-简体版).pdf》第5页（图版·书名页印章）：![课件原图·5-正念之道·帕奥西亚多八本书系列(印刷版-简体版).pdf·第5页](课件原图/课件原图_aab654ae_p05.png)</w:t>
+      </w:r>
+    </w:p>
+    <w:p>
+      <w:pPr>
+        <w:pStyle w:val="ListBullet"/>
+      </w:pPr>
+      <w:r>
+        <w:rPr>
+          <w:b w:val="0"/>
+        </w:rPr>
+        <w:t>《5-正念之道·帕奥西亚多八本书系列(印刷版-简体版).pdf》第21页（图版·佛像照片）：![课件原图·5-正念之道·帕奥西亚多八本书系列(印刷版-简体版).pdf·第21页](课件原图/课件原图_aab654ae_p21.png)</w:t>
+      </w:r>
+    </w:p>
+    <w:p>
+      <w:pPr>
+        <w:pStyle w:val="ListBullet"/>
+      </w:pPr>
+      <w:r>
+        <w:rPr>
+          <w:b w:val="0"/>
+        </w:rPr>
+        <w:t>《5-正念之道·帕奥西亚多八本书系列(印刷版-简体版).pdf》第47页（图版·佛头像照片）：![课件原图·5-正念之道·帕奥西亚多八本书系列(印刷版-简体版).pdf·第47页](课件原图/课件原图_aab654ae_p47.png)</w:t>
+      </w:r>
+    </w:p>
+    <w:p>
+      <w:pPr>
+        <w:pStyle w:val="ListBullet"/>
+      </w:pPr>
+      <w:r>
+        <w:rPr>
+          <w:b w:val="0"/>
+        </w:rPr>
+        <w:t>《5-正念之道·帕奥西亚多八本书系列(印刷版-简体版).pdf》第335页（图版·莲花插图）：![课件原图·5-正念之道·帕奥西亚多八本书系列(印刷版-简体版).pdf·第335页](课件原图/课件原图_aab654ae_p335.png)</w:t>
+      </w:r>
+    </w:p>
+    <w:p>
+      <w:pPr>
+        <w:pStyle w:val="ListBullet"/>
+      </w:pPr>
+      <w:r>
+        <w:rPr>
+          <w:b w:val="0"/>
+        </w:rPr>
+        <w:t>《5-正念之道·帕奥西亚多八本书系列(印刷版-简体版).pdf》第407页（图版·佛足印石刻照片）：![课件原图·5-正念之道·帕奥西亚多八本书系列(印刷版-简体版).pdf·第407页](课件原图/课件原图_aab654ae_p407.png)</w:t>
+      </w:r>
+    </w:p>
+    <w:p>
+      <w:pPr>
+        <w:pStyle w:val="ListBullet"/>
+      </w:pPr>
+      <w:r>
+        <w:rPr>
+          <w:b w:val="0"/>
+        </w:rPr>
+        <w:t>《5-正念之道·帕奥西亚多八本书系列(印刷版-简体版).pdf》第430页（表格·七清净与诸观智对照表）：![课件原图·5-正念之道·帕奥西亚多八本书系列(印刷版-简体版).pdf·第430页](课件原图/课件原图_aab654ae_p430.png)</w:t>
+      </w:r>
+    </w:p>
+    <w:p>
+      <w:pPr>
+        <w:pStyle w:val="ListBullet"/>
+      </w:pPr>
+      <w:r>
+        <w:rPr>
+          <w:b w:val="0"/>
+        </w:rPr>
+        <w:t>《5-正念之道·帕奥西亚多八本书系列(印刷版-简体版).pdf》第455页（图版·莲花线描图＋二维码）：![课件原图·5-正念之道·帕奥西亚多八本书系列(印刷版-简体版).pdf·第455页](课件原图/课件原图_aab654ae_p455.png)</w:t>
       </w:r>
     </w:p>
     <w:sectPr>

--- a/交付成果/第三轮修订版/第三轮4周版/读书会18_大念处经精读_4周资料包（第三版修订）/Word版/第3周_心念处与法念处（一）_主持人版.docx
+++ b/交付成果/第三轮修订版/第三轮4周版/读书会18_大念处经精读_4周资料包（第三版修订）/Word版/第3周_心念处与法念处（一）_主持人版.docx
@@ -13260,7 +13260,7 @@
         <w:rPr>
           <w:b w:val="0"/>
         </w:rPr>
-        <w:t>第四种能帮助灭除欲欲的方法是饮食适量：关于这点，舍利弗尊者在《长老偈》里说："吃到再吃四、五团饭就会饱足时就应当停止吃，而喝水以代替那四、五团饭，这就足以使精进修行的比丘快乐地安住。"</w:t>
+        <w:t>第四种能帮助灭除欲欲的方法是饮食适量：关于这点，沙利子尊者在《长老偈》里说："吃到再吃四、五团饭就会饱足时就应当停止吃，而喝水以代替那四、五团饭，这就足以使精进修行的比丘快乐地安住。"</w:t>
       </w:r>
     </w:p>
     <w:p>
@@ -17082,6 +17082,12 @@
         </w:rPr>
         <w:t>（自知识库媒体导出后 pymupdf 渲染，最大宽约 1200px），供投屏或板书对照；每页标注源材料与页码。《共读原文》文字一字未改。</w:t>
       </w:r>
+      <w:r>
+        <w:rPr>
+          <w:b/>
+        </w:rPr>
+        <w:t>（本册图形页已按第三轮指令收敛为 ≤10 页〔拼版总图＋图形页合计〕，取各源材料代表性图形页；完整图形页清单见源 PDF。）</w:t>
+      </w:r>
     </w:p>
     <w:p>
       <w:r>
@@ -17099,7 +17105,7 @@
         <w:rPr>
           <w:b w:val="0"/>
         </w:rPr>
-        <w:t>《大念处经析解·帕奥西亚多202406V2.0.pdf》：![拼版总图·大念处经析解·帕奥西亚多202406V2.0.pdf](课件原图/拼版_3f8421c3.png)</w:t>
+        <w:t>《大念处经析解·帕奥西亚多202406V2.0.pdf》：![拼版总图·大念处经析解·帕奥西亚多202406V2.0.pdf](课件原图/拼版_3f8421c3.jpg)</w:t>
       </w:r>
     </w:p>
     <w:p>
@@ -17110,7 +17116,7 @@
         <w:rPr>
           <w:b w:val="0"/>
         </w:rPr>
-        <w:t>《5-正念之道·帕奥西亚多八本书系列(印刷版-简体版).pdf》：![拼版总图·5-正念之道·帕奥西亚多八本书系列(印刷版-简体版).pdf](课件原图/拼版_aab654ae.png)</w:t>
+        <w:t>《5-正念之道·帕奥西亚多八本书系列(印刷版-简体版).pdf》：![拼版总图·5-正念之道·帕奥西亚多八本书系列(印刷版-简体版).pdf](课件原图/拼版_aab654ae.jpg)</w:t>
       </w:r>
     </w:p>
     <w:p>
@@ -17129,7 +17135,7 @@
         <w:rPr>
           <w:b w:val="0"/>
         </w:rPr>
-        <w:t>《大念处经析解·帕奥西亚多202406V2.0.pdf》第1页（封面图版·书籍封面装帧）：![课件原图·大念处经析解·帕奥西亚多202406V2.0.pdf·第1页](课件原图/课件原图_3f8421c3_p01.png)</w:t>
+        <w:t>《大念处经析解·帕奥西亚多202406V2.0.pdf》第1页（封面图版·书籍封面装帧）：![课件原图·大念处经析解·帕奥西亚多202406V2.0.pdf·第1页](课件原图/课件原图_3f8421c3_p01.jpg)</w:t>
       </w:r>
     </w:p>
     <w:p>
@@ -17140,7 +17146,7 @@
         <w:rPr>
           <w:b w:val="0"/>
         </w:rPr>
-        <w:t>《大念处经析解·帕奥西亚多202406V2.0.pdf》第12页（表格·经典缩略语及出处标识法）：![课件原图·大念处经析解·帕奥西亚多202406V2.0.pdf·第12页](课件原图/课件原图_3f8421c3_p12.png)</w:t>
+        <w:t>《大念处经析解·帕奥西亚多202406V2.0.pdf》第12页（表格·经典缩略语及出处标识法）：![课件原图·大念处经析解·帕奥西亚多202406V2.0.pdf·第12页](课件原图/课件原图_3f8421c3_p12.jpg)</w:t>
       </w:r>
     </w:p>
     <w:p>
@@ -17151,7 +17157,7 @@
         <w:rPr>
           <w:b w:val="0"/>
         </w:rPr>
-        <w:t>《5-正念之道·帕奥西亚多八本书系列(印刷版-简体版).pdf》第3页（图版·佛像照片）：![课件原图·5-正念之道·帕奥西亚多八本书系列(印刷版-简体版).pdf·第3页](课件原图/课件原图_aab654ae_p03.png)</w:t>
+        <w:t>《5-正念之道·帕奥西亚多八本书系列(印刷版-简体版).pdf》第3页（图版·佛像照片）：![课件原图·5-正念之道·帕奥西亚多八本书系列(印刷版-简体版).pdf·第3页](课件原图/课件原图_aab654ae_p03.jpg)</w:t>
       </w:r>
     </w:p>
     <w:p>
@@ -17162,7 +17168,7 @@
         <w:rPr>
           <w:b w:val="0"/>
         </w:rPr>
-        <w:t>《5-正念之道·帕奥西亚多八本书系列(印刷版-简体版).pdf》第5页（图版·书名页印章）：![课件原图·5-正念之道·帕奥西亚多八本书系列(印刷版-简体版).pdf·第5页](课件原图/课件原图_aab654ae_p05.png)</w:t>
+        <w:t>《5-正念之道·帕奥西亚多八本书系列(印刷版-简体版).pdf》第21页（图版·佛像照片）：![课件原图·5-正念之道·帕奥西亚多八本书系列(印刷版-简体版).pdf·第21页](课件原图/课件原图_aab654ae_p21.jpg)</w:t>
       </w:r>
     </w:p>
     <w:p>
@@ -17173,7 +17179,7 @@
         <w:rPr>
           <w:b w:val="0"/>
         </w:rPr>
-        <w:t>《5-正念之道·帕奥西亚多八本书系列(印刷版-简体版).pdf》第21页（图版·佛像照片）：![课件原图·5-正念之道·帕奥西亚多八本书系列(印刷版-简体版).pdf·第21页](课件原图/课件原图_aab654ae_p21.png)</w:t>
+        <w:t>《5-正念之道·帕奥西亚多八本书系列(印刷版-简体版).pdf》第335页（图版·莲花插图）：![课件原图·5-正念之道·帕奥西亚多八本书系列(印刷版-简体版).pdf·第335页](课件原图/课件原图_aab654ae_p335.jpg)</w:t>
       </w:r>
     </w:p>
     <w:p>
@@ -17184,7 +17190,7 @@
         <w:rPr>
           <w:b w:val="0"/>
         </w:rPr>
-        <w:t>《5-正念之道·帕奥西亚多八本书系列(印刷版-简体版).pdf》第47页（图版·佛头像照片）：![课件原图·5-正念之道·帕奥西亚多八本书系列(印刷版-简体版).pdf·第47页](课件原图/课件原图_aab654ae_p47.png)</w:t>
+        <w:t>《5-正念之道·帕奥西亚多八本书系列(印刷版-简体版).pdf》第407页（图版·佛足印石刻照片）：![课件原图·5-正念之道·帕奥西亚多八本书系列(印刷版-简体版).pdf·第407页](课件原图/课件原图_aab654ae_p407.jpg)</w:t>
       </w:r>
     </w:p>
     <w:p>
@@ -17195,7 +17201,7 @@
         <w:rPr>
           <w:b w:val="0"/>
         </w:rPr>
-        <w:t>《5-正念之道·帕奥西亚多八本书系列(印刷版-简体版).pdf》第335页（图版·莲花插图）：![课件原图·5-正念之道·帕奥西亚多八本书系列(印刷版-简体版).pdf·第335页](课件原图/课件原图_aab654ae_p335.png)</w:t>
+        <w:t>《5-正念之道·帕奥西亚多八本书系列(印刷版-简体版).pdf》第430页（表格·七清净与诸观智对照表）：![课件原图·5-正念之道·帕奥西亚多八本书系列(印刷版-简体版).pdf·第430页](课件原图/课件原图_aab654ae_p430.jpg)</w:t>
       </w:r>
     </w:p>
     <w:p>
@@ -17206,29 +17212,7 @@
         <w:rPr>
           <w:b w:val="0"/>
         </w:rPr>
-        <w:t>《5-正念之道·帕奥西亚多八本书系列(印刷版-简体版).pdf》第407页（图版·佛足印石刻照片）：![课件原图·5-正念之道·帕奥西亚多八本书系列(印刷版-简体版).pdf·第407页](课件原图/课件原图_aab654ae_p407.png)</w:t>
-      </w:r>
-    </w:p>
-    <w:p>
-      <w:pPr>
-        <w:pStyle w:val="ListBullet"/>
-      </w:pPr>
-      <w:r>
-        <w:rPr>
-          <w:b w:val="0"/>
-        </w:rPr>
-        <w:t>《5-正念之道·帕奥西亚多八本书系列(印刷版-简体版).pdf》第430页（表格·七清净与诸观智对照表）：![课件原图·5-正念之道·帕奥西亚多八本书系列(印刷版-简体版).pdf·第430页](课件原图/课件原图_aab654ae_p430.png)</w:t>
-      </w:r>
-    </w:p>
-    <w:p>
-      <w:pPr>
-        <w:pStyle w:val="ListBullet"/>
-      </w:pPr>
-      <w:r>
-        <w:rPr>
-          <w:b w:val="0"/>
-        </w:rPr>
-        <w:t>《5-正念之道·帕奥西亚多八本书系列(印刷版-简体版).pdf》第455页（图版·莲花线描图＋二维码）：![课件原图·5-正念之道·帕奥西亚多八本书系列(印刷版-简体版).pdf·第455页](课件原图/课件原图_aab654ae_p455.png)</w:t>
+        <w:t>《5-正念之道·帕奥西亚多八本书系列(印刷版-简体版).pdf》第455页（图版·莲花线描图＋二维码）：![课件原图·5-正念之道·帕奥西亚多八本书系列(印刷版-简体版).pdf·第455页](课件原图/课件原图_aab654ae_p455.jpg)</w:t>
       </w:r>
     </w:p>
     <w:sectPr>

--- a/交付成果/第三轮修订版/第三轮4周版/读书会18_大念处经精读_4周资料包（第三版修订）/Word版/第3周_心念处与法念处（一）_主持人版.docx
+++ b/交付成果/第三轮修订版/第三轮4周版/读书会18_大念处经精读_4周资料包（第三版修订）/Word版/第3周_心念处与法念处（一）_主持人版.docx
@@ -5655,7 +5655,7 @@
         <w:rPr>
           <w:b w:val="0"/>
         </w:rPr>
-        <w:t>在佛陀时代，有一位比丘名叫吉达(Citta)，在他受比丘戒之后，许多长老教导他戒律，那些戒条与规则总共超过九百亿项。他自认为无法遵守那么多的戒条与规则，因此向佛陀报告说他想还俗。然而佛陀知道他不久就能证悟阿罗汉果与四无碍解智，因为他曾经多次在过去佛的教化期中修行止观达到行舍智的阶段。</w:t>
+        <w:t>在佛陀时代，有一位比丘名叫吉达(Citta)，在他受比丘戒之后，许多长老教导他戒律，那些戒条与规则总共超过九百亿项。他自认为无法遵守那么多的戒条与规则，因此向佛陀报告说他想还俗。然而佛陀知道他不久就能证悟阿拉汉果与四无碍解智，因为他曾经多次在过去佛的教化期中修行止观达到行舍智的阶段。</w:t>
       </w:r>
     </w:p>
     <w:p>
@@ -5671,7 +5671,7 @@
         <w:rPr>
           <w:b w:val="0"/>
         </w:rPr>
-        <w:t>为何他能如此观照呢？因为他有佛陀这位最善巧的导师指导，而且有过去世波罗蜜的支持。他能有系统地观照究竟名色法及其因，然后观照它们为无常、苦、无我。如此修行不久之后他就证悟阿罗汉果，这是一个特例。如果你也想如此修行，你可以尝试。但是要记住，你必须能彻底地观照六门心路过程心与离心路过程心的究竟名色法，接着必须观照名色法的因，然后观照名色法及其因为无常、苦、无我。</w:t>
+        <w:t>为何他能如此观照呢？因为他有佛陀这位最善巧的导师指导，而且有过去世波罗蜜的支持。他能有系统地观照究竟名色法及其因，然后观照它们为无常、苦、无我。如此修行不久之后他就证悟阿拉汉果，这是一个特例。如果你也想如此修行，你可以尝试。但是要记住，你必须能彻底地观照六门心路过程心与离心路过程心的究竟名色法，接着必须观照名色法的因，然后观照名色法及其因为无常、苦、无我。</w:t>
       </w:r>
     </w:p>
     <w:p>
@@ -13308,15 +13308,15 @@
         <w:rPr>
           <w:b w:val="0"/>
         </w:rPr>
-        <w:t>经文中说："他了知已经被灭除的欲欲如何不会再于未来生起。"被上述六种方法灭除的欲欲在禅修者证悟阿罗汉道之后就永远不会再生起。</w:t>
-      </w:r>
-    </w:p>
-    <w:p>
-      <w:r>
-        <w:rPr>
-          <w:b w:val="0"/>
-        </w:rPr>
-        <w:t>对于想要证悟阿罗汉道果的人，能了解四种如理作意和四种不如理作意是很重要的。所以我在此重复讲一次：四种不如理作意是视无常为常、视苦为乐、视无我为我、视不净为净；四种如理作意是视无常为无常、视苦为苦、视无我为无我、视不净为不净。</w:t>
+        <w:t>经文中说："他了知已经被灭除的欲欲如何不会再于未来生起。"被上述六种方法灭除的欲欲在禅修者证悟阿拉汉道之后就永远不会再生起。</w:t>
+      </w:r>
+    </w:p>
+    <w:p>
+      <w:r>
+        <w:rPr>
+          <w:b w:val="0"/>
+        </w:rPr>
+        <w:t>对于想要证悟阿拉汉道果的人，能了解四种如理作意和四种不如理作意是很重要的。所以我在此重复讲一次：四种不如理作意是视无常为常、视苦为乐、视无我为我、视不净为净；四种如理作意是视无常为无常、视苦为苦、视无我为无我、视不净为不净。</w:t>
       </w:r>
     </w:p>
     <w:p>
@@ -13348,15 +13348,15 @@
         <w:rPr>
           <w:b w:val="0"/>
         </w:rPr>
-        <w:t>如此观照善法或不善法时，就观照了五蕴。怎么说呢？善法与不善法所依靠的依处及所缘取的目标(如果是色法目标)是色蕴；善法与不善法本身则是四名蕴，所以一共有五蕴。观照善法与不善法之后，应该观照它们的因，然后观照善法、不善法及它们的因为无常、苦、无我。如此观照到观智成熟时，取涅盘为目标的四道智及四果智就会次第地生起。当你证得阿罗汉道时，欲欲就会被根除，而永远不会再生起。那时你应该了知："已经被灭除的欲欲如何不会再于未来生起。"</w:t>
-      </w:r>
-    </w:p>
-    <w:p>
-      <w:r>
-        <w:rPr>
-          <w:b w:val="0"/>
-        </w:rPr>
-        <w:t>根据《阿毗达摩藏》的教导，对世间一切事物的执着都是欲欲盖；因此注释者说：透过证悟阿罗汉道来完全断除欲欲。</w:t>
+        <w:t>如此观照善法或不善法时，就观照了五蕴。怎么说呢？善法与不善法所依靠的依处及所缘取的目标(如果是色法目标)是色蕴；善法与不善法本身则是四名蕴，所以一共有五蕴。观照善法与不善法之后，应该观照它们的因，然后观照善法、不善法及它们的因为无常、苦、无我。如此观照到观智成熟时，取涅盘为目标的四道智及四果智就会次第地生起。当你证得阿拉汉道时，欲欲就会被根除，而永远不会再生起。那时你应该了知："已经被灭除的欲欲如何不会再于未来生起。"</w:t>
+      </w:r>
+    </w:p>
+    <w:p>
+      <w:r>
+        <w:rPr>
+          <w:b w:val="0"/>
+        </w:rPr>
+        <w:t>根据《阿毗达摩藏》的教导，对世间一切事物的执着都是欲欲盖；因此注释者说：透过证悟阿拉汉道来完全断除欲欲。</w:t>
       </w:r>
     </w:p>
     <w:p>
